--- a/워드/0_교사용_운영가이드.docx
+++ b/워드/0_교사용_운영가이드.docx
@@ -2363,7 +2363,7 @@
                 <w:rFonts w:ascii="맑은 고딕" w:hAnsi="맑은 고딕" w:eastAsia="맑은 고딕"/>
                 <w:sz w:val="18"/>
               </w:rPr>
-              <w:t>앞으로 모든 모듈의 S13이 이 양식이다. 오늘 한 번 채워 보면 다음부터 설명이 필요 없다.</w:t>
+              <w:t>앞으로 모든 모듈의 마지막 기록칸이 이 양식이다. 오늘 한 번 제대로 채워 두면 다음부터 설명이 필요 없다. ④와 ⑥이 비어 있는 기록은 돌려보내면 된다 — 그 두 줄이 곧 학생의 몫이다.</w:t>
             </w:r>
           </w:p>
         </w:tc>
@@ -2393,7 +2393,7 @@
                 <w:rFonts w:ascii="맑은 고딕" w:hAnsi="맑은 고딕" w:eastAsia="맑은 고딕"/>
                 <w:sz w:val="18"/>
               </w:rPr>
-              <w:t>‘AI가 다 했다’고 한 줄로 적는다.</w:t>
+              <w:t>‘AI가 다 했다’ 또는 ‘안 썼다’ 한 줄로 끝낸다. 안 썼다는 학생도 ⑤⑥은 채워야 한다.</w:t>
             </w:r>
           </w:p>
         </w:tc>
@@ -2423,7 +2423,7 @@
                 <w:rFonts w:ascii="맑은 고딕" w:hAnsi="맑은 고딕" w:eastAsia="맑은 고딕"/>
                 <w:sz w:val="18"/>
               </w:rPr>
-              <w:t>‘그럼 네가 한 건 뭐야?’ 한 문장이면 다시 쓴다.</w:t>
+              <w:t>‘그럼 네가 한 건 뭐야?’ 한 문장이면 다시 쓴다. 안 쓴 학생에게는 ‘그럼 어디서 확인했어?’를 묻는다.</w:t>
             </w:r>
           </w:p>
         </w:tc>
